--- a/docs/02_ARQUITECTURA/Arquitectura.docx
+++ b/docs/02_ARQUITECTURA/Arquitectura.docx
@@ -15,7 +15,19 @@
         <w:pStyle w:val="Subtitle"/>
       </w:pPr>
       <w:r>
-        <w:t xml:space="preserve">LavadoCarros</w:t>
+        <w:t xml:space="preserve">Total</w:t>
+      </w:r>
+      <w:r>
+        <w:t xml:space="preserve"> </w:t>
+      </w:r>
+      <w:r>
+        <w:t xml:space="preserve">Clean</w:t>
+      </w:r>
+      <w:r>
+        <w:t xml:space="preserve"> </w:t>
+      </w:r>
+      <w:r>
+        <w:t xml:space="preserve">Car</w:t>
       </w:r>
     </w:p>
     <w:p>
@@ -67,7 +79,7 @@
         <w:t xml:space="preserve"> </w:t>
       </w:r>
       <w:r>
-        <w:t xml:space="preserve">1.0</w:t>
+        <w:t xml:space="preserve">1.1</w:t>
       </w:r>
       <w:r>
         <w:t xml:space="preserve"> </w:t>
@@ -79,7 +91,7 @@
         <w:t xml:space="preserve"> </w:t>
       </w:r>
       <w:r>
-        <w:t xml:space="preserve">15</w:t>
+        <w:t xml:space="preserve">11</w:t>
       </w:r>
       <w:r>
         <w:t xml:space="preserve"> </w:t>
@@ -91,7 +103,7 @@
         <w:t xml:space="preserve"> </w:t>
       </w:r>
       <w:r>
-        <w:t xml:space="preserve">septiembre</w:t>
+        <w:t xml:space="preserve">octubre</w:t>
       </w:r>
       <w:r>
         <w:t xml:space="preserve"> </w:t>
@@ -732,7 +744,7 @@
               <w:rPr>
                 <w:rStyle w:val="VerbatimChar"/>
               </w:rPr>
-              <w:t xml:space="preserve">backend/src/index.js</w:t>
+              <w:t xml:space="preserve">backend/src/app.js</w:t>
             </w:r>
           </w:p>
         </w:tc>
@@ -1818,19 +1830,19 @@
               <w:jc w:val="left"/>
             </w:pPr>
             <w:r>
-              <w:t xml:space="preserve">1.0</w:t>
-            </w:r>
-          </w:p>
-        </w:tc>
-        <w:tc>
-          <w:tcPr/>
-          <w:p>
-            <w:pPr>
-              <w:pStyle w:val="Compact"/>
-              <w:jc w:val="left"/>
-            </w:pPr>
-            <w:r>
-              <w:t xml:space="preserve">2026-09-15</w:t>
+              <w:t xml:space="preserve">1.1</w:t>
+            </w:r>
+          </w:p>
+        </w:tc>
+        <w:tc>
+          <w:tcPr/>
+          <w:p>
+            <w:pPr>
+              <w:pStyle w:val="Compact"/>
+              <w:jc w:val="left"/>
+            </w:pPr>
+            <w:r>
+              <w:t xml:space="preserve">2026-10-11</w:t>
             </w:r>
           </w:p>
         </w:tc>
